--- a/07_SCI_TUST/Chapter00_總綱/04_碩論濃縮對照表.docx
+++ b/07_SCI_TUST/Chapter00_總綱/04_碩論濃縮對照表.docx
@@ -9,7 +9,7 @@
           <w:b/>
           <w:sz w:val="32"/>
         </w:rPr>
-        <w:t>碩論→期刊濃縮對照表（第一刀：解析解全砍）</w:t>
+        <w:t>碩論→期刊濃縮對照表（第一刀：解析解全砍；v2 補讀後註記）</w:t>
       </w:r>
     </w:p>
     <w:tbl>
@@ -118,7 +118,7 @@
                 <w:b w:val="0"/>
                 <w:sz w:val="21"/>
               </w:rPr>
-              <w:t>研究方法沿革敘述刪；動機直接接工程問題</w:t>
+              <w:t>研究方法沿革刪</w:t>
             </w:r>
           </w:p>
         </w:tc>
@@ -136,7 +136,7 @@
                 <w:b w:val="0"/>
                 <w:sz w:val="21"/>
               </w:rPr>
-              <w:t>Ch2 文獻回顧—解析解相關</w:t>
+              <w:t>Ch2 解析解相關</w:t>
             </w:r>
           </w:p>
         </w:tc>
@@ -168,7 +168,24 @@
                 <w:b w:val="0"/>
                 <w:sz w:val="21"/>
               </w:rPr>
-              <w:t>Wade 指令；僅 Fahimifar 2009 留作討論章量級對照一句</w:t>
+              <w:t xml:space="preserve">僅 </w:t>
+            </w:r>
+            <w:r>
+              <w:rPr>
+                <w:rFonts w:ascii="Times New Roman" w:hAnsi="Times New Roman" w:eastAsia="標楷體"/>
+                <w:b w:val="0"/>
+                <w:color w:val="1F4EC8"/>
+                <w:sz w:val="21"/>
+              </w:rPr>
+              <w:t>(Fahimifar &amp; Zareifard, 2009)</w:t>
+            </w:r>
+            <w:r>
+              <w:rPr>
+                <w:rFonts w:ascii="Times New Roman" w:hAnsi="Times New Roman" w:eastAsia="標楷體"/>
+                <w:b w:val="0"/>
+                <w:sz w:val="21"/>
+              </w:rPr>
+              <w:t xml:space="preserve"> 留作討論章量級對照</w:t>
             </w:r>
           </w:p>
         </w:tc>
@@ -186,7 +203,7 @@
                 <w:b w:val="0"/>
                 <w:sz w:val="21"/>
               </w:rPr>
-              <w:t>Ch2 文獻回顧—潛變理論/模型系譜</w:t>
+              <w:t>Ch2 潛變理論/模型系譜</w:t>
             </w:r>
           </w:p>
         </w:tc>
@@ -202,7 +219,7 @@
                 <w:b w:val="0"/>
                 <w:sz w:val="21"/>
               </w:rPr>
-              <w:t>砍，引前作代替</w:t>
+              <w:t>砍，引前作</w:t>
             </w:r>
           </w:p>
         </w:tc>
@@ -218,7 +235,24 @@
                 <w:b w:val="0"/>
                 <w:sz w:val="21"/>
               </w:rPr>
-              <w:t>期刊前言以 40–50 篇文獻重建，不做回顧章</w:t>
+              <w:t>前言以 56 篇文獻庫重建；</w:t>
+            </w:r>
+            <w:r>
+              <w:rPr>
+                <w:rFonts w:ascii="Times New Roman" w:hAnsi="Times New Roman" w:eastAsia="標楷體"/>
+                <w:b w:val="0"/>
+                <w:color w:val="C00000"/>
+                <w:sz w:val="21"/>
+              </w:rPr>
+              <w:t>圖4</w:t>
+            </w:r>
+            <w:r>
+              <w:rPr>
+                <w:rFonts w:ascii="Times New Roman" w:hAnsi="Times New Roman" w:eastAsia="標楷體"/>
+                <w:b w:val="0"/>
+                <w:sz w:val="21"/>
+              </w:rPr>
+              <w:t xml:space="preserve"> 系譜面板取代</w:t>
             </w:r>
           </w:p>
         </w:tc>
@@ -268,7 +302,24 @@
                 <w:b w:val="0"/>
                 <w:sz w:val="21"/>
               </w:rPr>
-              <w:t>保留病徵分類＋監測時序；沿革/制度細節刪</w:t>
+              <w:t>病徵分型＋監測時序保留（案例先行政治：</w:t>
+            </w:r>
+            <w:r>
+              <w:rPr>
+                <w:rFonts w:ascii="Times New Roman" w:hAnsi="Times New Roman" w:eastAsia="標楷體"/>
+                <w:b w:val="0"/>
+                <w:color w:val="1F4EC8"/>
+                <w:sz w:val="21"/>
+              </w:rPr>
+              <w:t>(Wang et al., 2023)</w:t>
+            </w:r>
+            <w:r>
+              <w:rPr>
+                <w:rFonts w:ascii="Times New Roman" w:hAnsi="Times New Roman" w:eastAsia="標楷體"/>
+                <w:b w:val="0"/>
+                <w:sz w:val="21"/>
+              </w:rPr>
+              <w:t xml:space="preserve"> 式獨立背景節）</w:t>
             </w:r>
           </w:p>
         </w:tc>
@@ -302,7 +353,16 @@
                 <w:b w:val="0"/>
                 <w:sz w:val="21"/>
               </w:rPr>
-              <w:t>濃縮為期刊 3.3 一節＋Table 2</w:t>
+              <w:t>期刊 3.3 一節＋</w:t>
+            </w:r>
+            <w:r>
+              <w:rPr>
+                <w:rFonts w:ascii="Times New Roman" w:hAnsi="Times New Roman" w:eastAsia="標楷體"/>
+                <w:b w:val="0"/>
+                <w:color w:val="008040"/>
+                <w:sz w:val="21"/>
+              </w:rPr>
+              <w:t>表2</w:t>
             </w:r>
           </w:p>
         </w:tc>
@@ -318,7 +378,7 @@
                 <w:b w:val="0"/>
                 <w:sz w:val="21"/>
               </w:rPr>
-              <w:t>建模過程細節刪；只留組態＋參數出處</w:t>
+              <w:t>建模過程刪、只留組態＋出處</w:t>
             </w:r>
           </w:p>
         </w:tc>
@@ -336,7 +396,7 @@
                 <w:b w:val="0"/>
                 <w:sz w:val="21"/>
               </w:rPr>
-              <w:t>Ch5.1–5.2 方法（三模型/傳遞）</w:t>
+              <w:t>Ch5.1-5.2 方法</w:t>
             </w:r>
           </w:p>
         </w:tc>
@@ -352,7 +412,7 @@
                 <w:b w:val="0"/>
                 <w:sz w:val="21"/>
               </w:rPr>
-              <w:t>濃縮入期刊 Ch2</w:t>
+              <w:t>期刊 Ch2</w:t>
             </w:r>
           </w:p>
         </w:tc>
@@ -368,7 +428,24 @@
                 <w:b w:val="0"/>
                 <w:sz w:val="21"/>
               </w:rPr>
-              <w:t>Kabsch/門檻/BPM 各一段；QA 一段</w:t>
+              <w:t>假設條款前置法（</w:t>
+            </w:r>
+            <w:r>
+              <w:rPr>
+                <w:rFonts w:ascii="Times New Roman" w:hAnsi="Times New Roman" w:eastAsia="標楷體"/>
+                <w:b w:val="0"/>
+                <w:color w:val="1F4EC8"/>
+                <w:sz w:val="21"/>
+              </w:rPr>
+              <w:t>(Wu et al., 2024)</w:t>
+            </w:r>
+            <w:r>
+              <w:rPr>
+                <w:rFonts w:ascii="Times New Roman" w:hAnsi="Times New Roman" w:eastAsia="標楷體"/>
+                <w:b w:val="0"/>
+                <w:sz w:val="21"/>
+              </w:rPr>
+              <w:t xml:space="preserve"> 式引文護盾）</w:t>
             </w:r>
           </w:p>
         </w:tc>
@@ -386,7 +463,7 @@
                 <w:b w:val="0"/>
                 <w:sz w:val="21"/>
               </w:rPr>
-              <w:t>Ch5.3–5.4 單向成果</w:t>
+              <w:t>Ch5.3-5.4 單向成果</w:t>
             </w:r>
           </w:p>
         </w:tc>
@@ -402,7 +479,7 @@
                 <w:b w:val="0"/>
                 <w:sz w:val="21"/>
               </w:rPr>
-              <w:t>期刊 Ch4（圖 21→9 張）</w:t>
+              <w:t>期刊 Ch4（21 圖→9 張）</w:t>
             </w:r>
           </w:p>
         </w:tc>
@@ -418,7 +495,7 @@
                 <w:b w:val="0"/>
                 <w:sz w:val="21"/>
               </w:rPr>
-              <w:t>刪過程性圖（5-06/07/09/10/13）；⚖ 5-10 驅動場驗證圖是否保留？</w:t>
+              <w:t>刪過程性圖；⚖ 圖5-10 驅動場驗證去留</w:t>
             </w:r>
           </w:p>
         </w:tc>
@@ -452,7 +529,7 @@
                 <w:b w:val="0"/>
                 <w:sz w:val="21"/>
               </w:rPr>
-              <w:t>拆入討論 5.2＋結論限制</w:t>
+              <w:t>拆入討論＋結論限制</w:t>
             </w:r>
           </w:p>
         </w:tc>
@@ -468,7 +545,7 @@
                 <w:b w:val="0"/>
                 <w:sz w:val="21"/>
               </w:rPr>
-              <w:t>——</w:t>
+              <w:t>包裝依 _SYN_packaging 十式</w:t>
             </w:r>
           </w:p>
         </w:tc>
@@ -518,7 +595,7 @@
                 <w:b w:val="0"/>
                 <w:sz w:val="21"/>
               </w:rPr>
-              <w:t>不復述前文</w:t>
+              <w:t>不復述</w:t>
             </w:r>
           </w:p>
         </w:tc>
@@ -568,16 +645,13 @@
                 <w:b w:val="0"/>
                 <w:sz w:val="21"/>
               </w:rPr>
-              <w:t>06 成果＋初探定位</w:t>
+              <w:t>初探定位</w:t>
             </w:r>
           </w:p>
         </w:tc>
       </w:tr>
     </w:tbl>
     <w:p>
-      <w:pPr>
-        <w:spacing w:after="240"/>
-      </w:pPr>
       <w:r>
         <w:rPr>
           <w:rFonts w:ascii="Times New Roman" w:hAnsi="Times New Roman" w:eastAsia="標楷體"/>
@@ -593,7 +667,7 @@
           <w:b w:val="0"/>
           <w:sz w:val="24"/>
         </w:rPr>
-        <w:t>還要濃縮/砍什麼？候選：①坡地尺度成果篇幅（4.1 一段 vs 完整小節）②大模驅動場驗證圖 5-10 ③QA/gates 寫入深度（一段 vs 表格化入 Table 5）</w:t>
+        <w:t>續裁三候選：①坡地尺度篇幅②圖5-10 去留③QA 寫入深度</w:t>
       </w:r>
     </w:p>
     <w:sectPr>

--- a/07_SCI_TUST/Chapter00_總綱/04_碩論濃縮對照表.docx
+++ b/07_SCI_TUST/Chapter00_總綱/04_碩論濃縮對照表.docx
@@ -3,654 +3,111 @@
 <w:document xmlns:wpc="http://schemas.microsoft.com/office/word/2010/wordprocessingCanvas" xmlns:mo="http://schemas.microsoft.com/office/mac/office/2008/main" xmlns:mc="http://schemas.openxmlformats.org/markup-compatibility/2006" xmlns:mv="urn:schemas-microsoft-com:mac:vml" xmlns:o="urn:schemas-microsoft-com:office:office" xmlns:r="http://schemas.openxmlformats.org/officeDocument/2006/relationships" xmlns:m="http://schemas.openxmlformats.org/officeDocument/2006/math" xmlns:v="urn:schemas-microsoft-com:vml" xmlns:wp14="http://schemas.microsoft.com/office/word/2010/wordprocessingDrawing" xmlns:wp="http://schemas.openxmlformats.org/drawingml/2006/wordprocessingDrawing" xmlns:w10="urn:schemas-microsoft-com:office:word" xmlns:w="http://schemas.openxmlformats.org/wordprocessingml/2006/main" xmlns:w14="http://schemas.microsoft.com/office/word/2010/wordml" xmlns:wpg="http://schemas.microsoft.com/office/word/2010/wordprocessingGroup" xmlns:wpi="http://schemas.microsoft.com/office/word/2010/wordprocessingInk" xmlns:wne="http://schemas.microsoft.com/office/word/2006/wordml" xmlns:wps="http://schemas.microsoft.com/office/word/2010/wordprocessingShape" mc:Ignorable="w14 wp14">
   <w:body>
     <w:p>
+      <w:pPr>
+        <w:pStyle w:val="Heading1"/>
+      </w:pPr>
       <w:r>
         <w:rPr>
           <w:rFonts w:ascii="Times New Roman" w:hAnsi="Times New Roman" w:eastAsia="標楷體"/>
           <w:b/>
           <w:sz w:val="32"/>
         </w:rPr>
-        <w:t>碩論→期刊濃縮對照表（第一刀：解析解全砍；v2 補讀後註記）</w:t>
+        <w:t>碩論→期刊濃縮對照表（證據優先版）</w:t>
       </w:r>
     </w:p>
-    <w:tbl>
-      <w:tblPr>
-        <w:tblStyle w:val="TableGrid"/>
-        <w:tblW w:type="auto" w:w="0"/>
-        <w:tblLook w:firstColumn="1" w:firstRow="1" w:lastColumn="0" w:lastRow="0" w:noHBand="0" w:noVBand="1" w:val="04A0"/>
-      </w:tblPr>
-      <w:tblGrid>
-        <w:gridCol w:w="2880"/>
-        <w:gridCol w:w="2880"/>
-        <w:gridCol w:w="2880"/>
-      </w:tblGrid>
-      <w:tr>
-        <w:tc>
-          <w:tcPr>
-            <w:tcW w:type="dxa" w:w="2880"/>
-          </w:tcPr>
-          <w:p>
-            <w:r/>
-            <w:r>
-              <w:rPr>
-                <w:rFonts w:ascii="Times New Roman" w:hAnsi="Times New Roman" w:eastAsia="標楷體"/>
-                <w:b/>
-                <w:sz w:val="22"/>
-              </w:rPr>
-              <w:t>碩論內容</w:t>
-            </w:r>
-          </w:p>
-        </w:tc>
-        <w:tc>
-          <w:tcPr>
-            <w:tcW w:type="dxa" w:w="2880"/>
-          </w:tcPr>
-          <w:p>
-            <w:r/>
-            <w:r>
-              <w:rPr>
-                <w:rFonts w:ascii="Times New Roman" w:hAnsi="Times New Roman" w:eastAsia="標楷體"/>
-                <w:b/>
-                <w:sz w:val="22"/>
-              </w:rPr>
-              <w:t>期刊處置</w:t>
-            </w:r>
-          </w:p>
-        </w:tc>
-        <w:tc>
-          <w:tcPr>
-            <w:tcW w:type="dxa" w:w="2880"/>
-          </w:tcPr>
-          <w:p>
-            <w:r/>
-            <w:r>
-              <w:rPr>
-                <w:rFonts w:ascii="Times New Roman" w:hAnsi="Times New Roman" w:eastAsia="標楷體"/>
-                <w:b/>
-                <w:sz w:val="22"/>
-              </w:rPr>
-              <w:t>說明</w:t>
-            </w:r>
-          </w:p>
-        </w:tc>
-      </w:tr>
-      <w:tr>
-        <w:tc>
-          <w:tcPr>
-            <w:tcW w:type="dxa" w:w="2880"/>
-          </w:tcPr>
-          <w:p>
-            <w:r/>
-            <w:r>
-              <w:rPr>
-                <w:rFonts w:ascii="Times New Roman" w:hAnsi="Times New Roman" w:eastAsia="標楷體"/>
-                <w:b w:val="0"/>
-                <w:sz w:val="21"/>
-              </w:rPr>
-              <w:t>Ch1 緒論</w:t>
-            </w:r>
-          </w:p>
-        </w:tc>
-        <w:tc>
-          <w:tcPr>
-            <w:tcW w:type="dxa" w:w="2880"/>
-          </w:tcPr>
-          <w:p>
-            <w:r/>
-            <w:r>
-              <w:rPr>
-                <w:rFonts w:ascii="Times New Roman" w:hAnsi="Times New Roman" w:eastAsia="標楷體"/>
-                <w:b w:val="0"/>
-                <w:sz w:val="21"/>
-              </w:rPr>
-              <w:t>濃縮入前言 P1/P5</w:t>
-            </w:r>
-          </w:p>
-        </w:tc>
-        <w:tc>
-          <w:tcPr>
-            <w:tcW w:type="dxa" w:w="2880"/>
-          </w:tcPr>
-          <w:p>
-            <w:r/>
-            <w:r>
-              <w:rPr>
-                <w:rFonts w:ascii="Times New Roman" w:hAnsi="Times New Roman" w:eastAsia="標楷體"/>
-                <w:b w:val="0"/>
-                <w:sz w:val="21"/>
-              </w:rPr>
-              <w:t>研究方法沿革刪</w:t>
-            </w:r>
-          </w:p>
-        </w:tc>
-      </w:tr>
-      <w:tr>
-        <w:tc>
-          <w:tcPr>
-            <w:tcW w:type="dxa" w:w="2880"/>
-          </w:tcPr>
-          <w:p>
-            <w:r/>
-            <w:r>
-              <w:rPr>
-                <w:rFonts w:ascii="Times New Roman" w:hAnsi="Times New Roman" w:eastAsia="標楷體"/>
-                <w:b w:val="0"/>
-                <w:sz w:val="21"/>
-              </w:rPr>
-              <w:t>Ch2 解析解相關</w:t>
-            </w:r>
-          </w:p>
-        </w:tc>
-        <w:tc>
-          <w:tcPr>
-            <w:tcW w:type="dxa" w:w="2880"/>
-          </w:tcPr>
-          <w:p>
-            <w:r/>
-            <w:r>
-              <w:rPr>
-                <w:rFonts w:ascii="Times New Roman" w:hAnsi="Times New Roman" w:eastAsia="標楷體"/>
-                <w:b w:val="0"/>
-                <w:sz w:val="21"/>
-              </w:rPr>
-              <w:t>【砍】</w:t>
-            </w:r>
-          </w:p>
-        </w:tc>
-        <w:tc>
-          <w:tcPr>
-            <w:tcW w:type="dxa" w:w="2880"/>
-          </w:tcPr>
-          <w:p>
-            <w:r/>
-            <w:r>
-              <w:rPr>
-                <w:rFonts w:ascii="Times New Roman" w:hAnsi="Times New Roman" w:eastAsia="標楷體"/>
-                <w:b w:val="0"/>
-                <w:sz w:val="21"/>
-              </w:rPr>
-              <w:t xml:space="preserve">僅 </w:t>
-            </w:r>
-            <w:r>
-              <w:rPr>
-                <w:rFonts w:ascii="Times New Roman" w:hAnsi="Times New Roman" w:eastAsia="標楷體"/>
-                <w:b w:val="0"/>
-                <w:color w:val="1F4EC8"/>
-                <w:sz w:val="21"/>
-              </w:rPr>
-              <w:t>(Fahimifar &amp; Zareifard, 2009)</w:t>
-            </w:r>
-            <w:r>
-              <w:rPr>
-                <w:rFonts w:ascii="Times New Roman" w:hAnsi="Times New Roman" w:eastAsia="標楷體"/>
-                <w:b w:val="0"/>
-                <w:sz w:val="21"/>
-              </w:rPr>
-              <w:t xml:space="preserve"> 留作討論章量級對照</w:t>
-            </w:r>
-          </w:p>
-        </w:tc>
-      </w:tr>
-      <w:tr>
-        <w:tc>
-          <w:tcPr>
-            <w:tcW w:type="dxa" w:w="2880"/>
-          </w:tcPr>
-          <w:p>
-            <w:r/>
-            <w:r>
-              <w:rPr>
-                <w:rFonts w:ascii="Times New Roman" w:hAnsi="Times New Roman" w:eastAsia="標楷體"/>
-                <w:b w:val="0"/>
-                <w:sz w:val="21"/>
-              </w:rPr>
-              <w:t>Ch2 潛變理論/模型系譜</w:t>
-            </w:r>
-          </w:p>
-        </w:tc>
-        <w:tc>
-          <w:tcPr>
-            <w:tcW w:type="dxa" w:w="2880"/>
-          </w:tcPr>
-          <w:p>
-            <w:r/>
-            <w:r>
-              <w:rPr>
-                <w:rFonts w:ascii="Times New Roman" w:hAnsi="Times New Roman" w:eastAsia="標楷體"/>
-                <w:b w:val="0"/>
-                <w:sz w:val="21"/>
-              </w:rPr>
-              <w:t>砍，引前作</w:t>
-            </w:r>
-          </w:p>
-        </w:tc>
-        <w:tc>
-          <w:tcPr>
-            <w:tcW w:type="dxa" w:w="2880"/>
-          </w:tcPr>
-          <w:p>
-            <w:r/>
-            <w:r>
-              <w:rPr>
-                <w:rFonts w:ascii="Times New Roman" w:hAnsi="Times New Roman" w:eastAsia="標楷體"/>
-                <w:b w:val="0"/>
-                <w:sz w:val="21"/>
-              </w:rPr>
-              <w:t>前言以 56 篇文獻庫重建；</w:t>
-            </w:r>
-            <w:r>
-              <w:rPr>
-                <w:rFonts w:ascii="Times New Roman" w:hAnsi="Times New Roman" w:eastAsia="標楷體"/>
-                <w:b w:val="0"/>
-                <w:color w:val="C00000"/>
-                <w:sz w:val="21"/>
-              </w:rPr>
-              <w:t>圖4</w:t>
-            </w:r>
-            <w:r>
-              <w:rPr>
-                <w:rFonts w:ascii="Times New Roman" w:hAnsi="Times New Roman" w:eastAsia="標楷體"/>
-                <w:b w:val="0"/>
-                <w:sz w:val="21"/>
-              </w:rPr>
-              <w:t xml:space="preserve"> 系譜面板取代</w:t>
-            </w:r>
-          </w:p>
-        </w:tc>
-      </w:tr>
-      <w:tr>
-        <w:tc>
-          <w:tcPr>
-            <w:tcW w:type="dxa" w:w="2880"/>
-          </w:tcPr>
-          <w:p>
-            <w:r/>
-            <w:r>
-              <w:rPr>
-                <w:rFonts w:ascii="Times New Roman" w:hAnsi="Times New Roman" w:eastAsia="標楷體"/>
-                <w:b w:val="0"/>
-                <w:sz w:val="21"/>
-              </w:rPr>
-              <w:t>Ch3 案例（TT 版）</w:t>
-            </w:r>
-          </w:p>
-        </w:tc>
-        <w:tc>
-          <w:tcPr>
-            <w:tcW w:type="dxa" w:w="2880"/>
-          </w:tcPr>
-          <w:p>
-            <w:r/>
-            <w:r>
-              <w:rPr>
-                <w:rFonts w:ascii="Times New Roman" w:hAnsi="Times New Roman" w:eastAsia="標楷體"/>
-                <w:b w:val="0"/>
-                <w:sz w:val="21"/>
-              </w:rPr>
-              <w:t>濃縮入期刊 Ch3</w:t>
-            </w:r>
-          </w:p>
-        </w:tc>
-        <w:tc>
-          <w:tcPr>
-            <w:tcW w:type="dxa" w:w="2880"/>
-          </w:tcPr>
-          <w:p>
-            <w:r/>
-            <w:r>
-              <w:rPr>
-                <w:rFonts w:ascii="Times New Roman" w:hAnsi="Times New Roman" w:eastAsia="標楷體"/>
-                <w:b w:val="0"/>
-                <w:sz w:val="21"/>
-              </w:rPr>
-              <w:t>病徵分型＋監測時序保留（案例先行政治：</w:t>
-            </w:r>
-            <w:r>
-              <w:rPr>
-                <w:rFonts w:ascii="Times New Roman" w:hAnsi="Times New Roman" w:eastAsia="標楷體"/>
-                <w:b w:val="0"/>
-                <w:color w:val="1F4EC8"/>
-                <w:sz w:val="21"/>
-              </w:rPr>
-              <w:t>(Wang et al., 2023)</w:t>
-            </w:r>
-            <w:r>
-              <w:rPr>
-                <w:rFonts w:ascii="Times New Roman" w:hAnsi="Times New Roman" w:eastAsia="標楷體"/>
-                <w:b w:val="0"/>
-                <w:sz w:val="21"/>
-              </w:rPr>
-              <w:t xml:space="preserve"> 式獨立背景節）</w:t>
-            </w:r>
-          </w:p>
-        </w:tc>
-      </w:tr>
-      <w:tr>
-        <w:tc>
-          <w:tcPr>
-            <w:tcW w:type="dxa" w:w="2880"/>
-          </w:tcPr>
-          <w:p>
-            <w:r/>
-            <w:r>
-              <w:rPr>
-                <w:rFonts w:ascii="Times New Roman" w:hAnsi="Times New Roman" w:eastAsia="標楷體"/>
-                <w:b w:val="0"/>
-                <w:sz w:val="21"/>
-              </w:rPr>
-              <w:t>Ch4 多尺度地質模型</w:t>
-            </w:r>
-          </w:p>
-        </w:tc>
-        <w:tc>
-          <w:tcPr>
-            <w:tcW w:type="dxa" w:w="2880"/>
-          </w:tcPr>
-          <w:p>
-            <w:r/>
-            <w:r>
-              <w:rPr>
-                <w:rFonts w:ascii="Times New Roman" w:hAnsi="Times New Roman" w:eastAsia="標楷體"/>
-                <w:b w:val="0"/>
-                <w:sz w:val="21"/>
-              </w:rPr>
-              <w:t>期刊 3.3 一節＋</w:t>
-            </w:r>
-            <w:r>
-              <w:rPr>
-                <w:rFonts w:ascii="Times New Roman" w:hAnsi="Times New Roman" w:eastAsia="標楷體"/>
-                <w:b w:val="0"/>
-                <w:color w:val="008040"/>
-                <w:sz w:val="21"/>
-              </w:rPr>
-              <w:t>表2</w:t>
-            </w:r>
-          </w:p>
-        </w:tc>
-        <w:tc>
-          <w:tcPr>
-            <w:tcW w:type="dxa" w:w="2880"/>
-          </w:tcPr>
-          <w:p>
-            <w:r/>
-            <w:r>
-              <w:rPr>
-                <w:rFonts w:ascii="Times New Roman" w:hAnsi="Times New Roman" w:eastAsia="標楷體"/>
-                <w:b w:val="0"/>
-                <w:sz w:val="21"/>
-              </w:rPr>
-              <w:t>建模過程刪、只留組態＋出處</w:t>
-            </w:r>
-          </w:p>
-        </w:tc>
-      </w:tr>
-      <w:tr>
-        <w:tc>
-          <w:tcPr>
-            <w:tcW w:type="dxa" w:w="2880"/>
-          </w:tcPr>
-          <w:p>
-            <w:r/>
-            <w:r>
-              <w:rPr>
-                <w:rFonts w:ascii="Times New Roman" w:hAnsi="Times New Roman" w:eastAsia="標楷體"/>
-                <w:b w:val="0"/>
-                <w:sz w:val="21"/>
-              </w:rPr>
-              <w:t>Ch5.1-5.2 方法</w:t>
-            </w:r>
-          </w:p>
-        </w:tc>
-        <w:tc>
-          <w:tcPr>
-            <w:tcW w:type="dxa" w:w="2880"/>
-          </w:tcPr>
-          <w:p>
-            <w:r/>
-            <w:r>
-              <w:rPr>
-                <w:rFonts w:ascii="Times New Roman" w:hAnsi="Times New Roman" w:eastAsia="標楷體"/>
-                <w:b w:val="0"/>
-                <w:sz w:val="21"/>
-              </w:rPr>
-              <w:t>期刊 Ch2</w:t>
-            </w:r>
-          </w:p>
-        </w:tc>
-        <w:tc>
-          <w:tcPr>
-            <w:tcW w:type="dxa" w:w="2880"/>
-          </w:tcPr>
-          <w:p>
-            <w:r/>
-            <w:r>
-              <w:rPr>
-                <w:rFonts w:ascii="Times New Roman" w:hAnsi="Times New Roman" w:eastAsia="標楷體"/>
-                <w:b w:val="0"/>
-                <w:sz w:val="21"/>
-              </w:rPr>
-              <w:t>假設條款前置法（</w:t>
-            </w:r>
-            <w:r>
-              <w:rPr>
-                <w:rFonts w:ascii="Times New Roman" w:hAnsi="Times New Roman" w:eastAsia="標楷體"/>
-                <w:b w:val="0"/>
-                <w:color w:val="1F4EC8"/>
-                <w:sz w:val="21"/>
-              </w:rPr>
-              <w:t>(Wu et al., 2024)</w:t>
-            </w:r>
-            <w:r>
-              <w:rPr>
-                <w:rFonts w:ascii="Times New Roman" w:hAnsi="Times New Roman" w:eastAsia="標楷體"/>
-                <w:b w:val="0"/>
-                <w:sz w:val="21"/>
-              </w:rPr>
-              <w:t xml:space="preserve"> 式引文護盾）</w:t>
-            </w:r>
-          </w:p>
-        </w:tc>
-      </w:tr>
-      <w:tr>
-        <w:tc>
-          <w:tcPr>
-            <w:tcW w:type="dxa" w:w="2880"/>
-          </w:tcPr>
-          <w:p>
-            <w:r/>
-            <w:r>
-              <w:rPr>
-                <w:rFonts w:ascii="Times New Roman" w:hAnsi="Times New Roman" w:eastAsia="標楷體"/>
-                <w:b w:val="0"/>
-                <w:sz w:val="21"/>
-              </w:rPr>
-              <w:t>Ch5.3-5.4 單向成果</w:t>
-            </w:r>
-          </w:p>
-        </w:tc>
-        <w:tc>
-          <w:tcPr>
-            <w:tcW w:type="dxa" w:w="2880"/>
-          </w:tcPr>
-          <w:p>
-            <w:r/>
-            <w:r>
-              <w:rPr>
-                <w:rFonts w:ascii="Times New Roman" w:hAnsi="Times New Roman" w:eastAsia="標楷體"/>
-                <w:b w:val="0"/>
-                <w:sz w:val="21"/>
-              </w:rPr>
-              <w:t>期刊 Ch4（21 圖→9 張）</w:t>
-            </w:r>
-          </w:p>
-        </w:tc>
-        <w:tc>
-          <w:tcPr>
-            <w:tcW w:type="dxa" w:w="2880"/>
-          </w:tcPr>
-          <w:p>
-            <w:r/>
-            <w:r>
-              <w:rPr>
-                <w:rFonts w:ascii="Times New Roman" w:hAnsi="Times New Roman" w:eastAsia="標楷體"/>
-                <w:b w:val="0"/>
-                <w:sz w:val="21"/>
-              </w:rPr>
-              <w:t>刪過程性圖；⚖ 圖5-10 驅動場驗證去留</w:t>
-            </w:r>
-          </w:p>
-        </w:tc>
-      </w:tr>
-      <w:tr>
-        <w:tc>
-          <w:tcPr>
-            <w:tcW w:type="dxa" w:w="2880"/>
-          </w:tcPr>
-          <w:p>
-            <w:r/>
-            <w:r>
-              <w:rPr>
-                <w:rFonts w:ascii="Times New Roman" w:hAnsi="Times New Roman" w:eastAsia="標楷體"/>
-                <w:b w:val="0"/>
-                <w:sz w:val="21"/>
-              </w:rPr>
-              <w:t>Ch5.5 侷限</w:t>
-            </w:r>
-          </w:p>
-        </w:tc>
-        <w:tc>
-          <w:tcPr>
-            <w:tcW w:type="dxa" w:w="2880"/>
-          </w:tcPr>
-          <w:p>
-            <w:r/>
-            <w:r>
-              <w:rPr>
-                <w:rFonts w:ascii="Times New Roman" w:hAnsi="Times New Roman" w:eastAsia="標楷體"/>
-                <w:b w:val="0"/>
-                <w:sz w:val="21"/>
-              </w:rPr>
-              <w:t>拆入討論＋結論限制</w:t>
-            </w:r>
-          </w:p>
-        </w:tc>
-        <w:tc>
-          <w:tcPr>
-            <w:tcW w:type="dxa" w:w="2880"/>
-          </w:tcPr>
-          <w:p>
-            <w:r/>
-            <w:r>
-              <w:rPr>
-                <w:rFonts w:ascii="Times New Roman" w:hAnsi="Times New Roman" w:eastAsia="標楷體"/>
-                <w:b w:val="0"/>
-                <w:sz w:val="21"/>
-              </w:rPr>
-              <w:t>包裝依 _SYN_packaging 十式</w:t>
-            </w:r>
-          </w:p>
-        </w:tc>
-      </w:tr>
-      <w:tr>
-        <w:tc>
-          <w:tcPr>
-            <w:tcW w:type="dxa" w:w="2880"/>
-          </w:tcPr>
-          <w:p>
-            <w:r/>
-            <w:r>
-              <w:rPr>
-                <w:rFonts w:ascii="Times New Roman" w:hAnsi="Times New Roman" w:eastAsia="標楷體"/>
-                <w:b w:val="0"/>
-                <w:sz w:val="21"/>
-              </w:rPr>
-              <w:t>Ch6 結論</w:t>
-            </w:r>
-          </w:p>
-        </w:tc>
-        <w:tc>
-          <w:tcPr>
-            <w:tcW w:type="dxa" w:w="2880"/>
-          </w:tcPr>
-          <w:p>
-            <w:r/>
-            <w:r>
-              <w:rPr>
-                <w:rFonts w:ascii="Times New Roman" w:hAnsi="Times New Roman" w:eastAsia="標楷體"/>
-                <w:b w:val="0"/>
-                <w:sz w:val="21"/>
-              </w:rPr>
-              <w:t>重寫（5 貢獻＋2 限制）</w:t>
-            </w:r>
-          </w:p>
-        </w:tc>
-        <w:tc>
-          <w:tcPr>
-            <w:tcW w:type="dxa" w:w="2880"/>
-          </w:tcPr>
-          <w:p>
-            <w:r/>
-            <w:r>
-              <w:rPr>
-                <w:rFonts w:ascii="Times New Roman" w:hAnsi="Times New Roman" w:eastAsia="標楷體"/>
-                <w:b w:val="0"/>
-                <w:sz w:val="21"/>
-              </w:rPr>
-              <w:t>不復述</w:t>
-            </w:r>
-          </w:p>
-        </w:tc>
-      </w:tr>
-      <w:tr>
-        <w:tc>
-          <w:tcPr>
-            <w:tcW w:type="dxa" w:w="2880"/>
-          </w:tcPr>
-          <w:p>
-            <w:r/>
-            <w:r>
-              <w:rPr>
-                <w:rFonts w:ascii="Times New Roman" w:hAnsi="Times New Roman" w:eastAsia="標楷體"/>
-                <w:b w:val="0"/>
-                <w:sz w:val="21"/>
-              </w:rPr>
-              <w:t>（碩論無）雙向耦合</w:t>
-            </w:r>
-          </w:p>
-        </w:tc>
-        <w:tc>
-          <w:tcPr>
-            <w:tcW w:type="dxa" w:w="2880"/>
-          </w:tcPr>
-          <w:p>
-            <w:r/>
-            <w:r>
-              <w:rPr>
-                <w:rFonts w:ascii="Times New Roman" w:hAnsi="Times New Roman" w:eastAsia="標楷體"/>
-                <w:b w:val="0"/>
-                <w:sz w:val="21"/>
-              </w:rPr>
-              <w:t>期刊 5.1 新寫</w:t>
-            </w:r>
-          </w:p>
-        </w:tc>
-        <w:tc>
-          <w:tcPr>
-            <w:tcW w:type="dxa" w:w="2880"/>
-          </w:tcPr>
-          <w:p>
-            <w:r/>
-            <w:r>
-              <w:rPr>
-                <w:rFonts w:ascii="Times New Roman" w:hAnsi="Times New Roman" w:eastAsia="標楷體"/>
-                <w:b w:val="0"/>
-                <w:sz w:val="21"/>
-              </w:rPr>
-              <w:t>初探定位</w:t>
-            </w:r>
-          </w:p>
-        </w:tc>
-      </w:tr>
-    </w:tbl>
+    <w:p>
+      <w:r>
+        <w:rPr>
+          <w:rFonts w:ascii="Times New Roman" w:hAnsi="Times New Roman" w:eastAsia="標楷體"/>
+          <w:b w:val="0"/>
+          <w:sz w:val="22"/>
+        </w:rPr>
+        <w:t>濃縮不是把碩論章節按比例刪短，而是只保留能服務期刊主問題的證據。現階段建議主問題為：循環地下水情境下，依時坡隧反應如何經跨尺度傳遞形成襯砌微損傷與空間群聚？</w:t>
+      </w:r>
+      <w:r>
+        <w:rPr>
+          <w:rFonts w:ascii="Times New Roman" w:hAnsi="Times New Roman" w:eastAsia="標楷體"/>
+          <w:b w:val="0"/>
+          <w:sz w:val="22"/>
+        </w:rPr>
+        <w:t xml:space="preserve">　</w:t>
+      </w:r>
+      <w:r>
+        <w:rPr>
+          <w:rFonts w:ascii="Times New Roman" w:hAnsi="Times New Roman" w:eastAsia="標楷體"/>
+          <w:b w:val="0"/>
+          <w:color w:val="000000"/>
+          <w:sz w:val="20"/>
+          <w:highlight w:val="yellow"/>
+        </w:rPr>
+        <w:t>【重點：保留『回答研究問題所需的最少完整證據鏈』，不保留所有曾完成的工作】</w:t>
+      </w:r>
+    </w:p>
+    <w:p>
+      <w:pPr>
+        <w:pStyle w:val="Heading2"/>
+      </w:pPr>
+      <w:r>
+        <w:rPr>
+          <w:rFonts w:ascii="Times New Roman" w:hAnsi="Times New Roman" w:eastAsia="標楷體"/>
+          <w:b/>
+          <w:sz w:val="28"/>
+        </w:rPr>
+        <w:t>投稿前不可缺的新增證據</w:t>
+      </w:r>
+    </w:p>
+    <w:p>
+      <w:pPr>
+        <w:pStyle w:val="ListBullet"/>
+      </w:pPr>
+      <w:r>
+        <w:rPr>
+          <w:rFonts w:ascii="Times New Roman" w:hAnsi="Times New Roman" w:eastAsia="標楷體"/>
+          <w:b w:val="0"/>
+          <w:sz w:val="21"/>
+        </w:rPr>
+        <w:t>現地資料矩陣：每一資料的日期、範圍、精度、座標、是否可跨期比較。</w:t>
+      </w:r>
+    </w:p>
+    <w:p>
+      <w:pPr>
+        <w:pStyle w:val="ListBullet"/>
+      </w:pPr>
+      <w:r>
+        <w:rPr>
+          <w:rFonts w:ascii="Times New Roman" w:hAnsi="Times New Roman" w:eastAsia="標楷體"/>
+          <w:b w:val="0"/>
+          <w:sz w:val="21"/>
+        </w:rPr>
+        <w:t>PFC 材料與結構層率定：E、ν、UCS、ft、破壞型態、起裂與尺寸／粒徑敏感度。</w:t>
+      </w:r>
+    </w:p>
+    <w:p>
+      <w:pPr>
+        <w:pStyle w:val="ListBullet"/>
+      </w:pPr>
+      <w:r>
+        <w:rPr>
+          <w:rFonts w:ascii="Times New Roman" w:hAnsi="Times New Roman" w:eastAsia="標楷體"/>
+          <w:b w:val="0"/>
+          <w:sz w:val="21"/>
+        </w:rPr>
+        <w:t>尺度傳遞 QA：剛體扣除、應變一致性、映射守恆、CONTROL-0 及版本／hash。</w:t>
+      </w:r>
+    </w:p>
+    <w:p>
+      <w:pPr>
+        <w:pStyle w:val="ListBullet"/>
+      </w:pPr>
+      <w:r>
+        <w:rPr>
+          <w:rFonts w:ascii="Times New Roman" w:hAnsi="Times New Roman" w:eastAsia="標楷體"/>
+          <w:b w:val="0"/>
+          <w:sz w:val="21"/>
+        </w:rPr>
+        <w:t>若 06 入核心：同 26-tick L0、Eeff(D)、交換間隔、timestep 與 uniform-D 對照。</w:t>
+      </w:r>
+    </w:p>
     <w:p>
       <w:r>
         <w:rPr>
@@ -667,12 +124,1095 @@
           <w:b w:val="0"/>
           <w:sz w:val="24"/>
         </w:rPr>
-        <w:t>續裁三候選：①坡地尺度篇幅②圖5-10 去留③QA 寫入深度</w:t>
+        <w:t>請裁決兩項：①05 是否確立為主文核心；②06 是探索性 Discussion，或先補完控制組後再決定篇幅。</w:t>
       </w:r>
     </w:p>
+    <w:tbl>
+      <w:tblPr>
+        <w:tblStyle w:val="TableGrid"/>
+        <w:tblW w:type="dxa" w:w="13868"/>
+        <w:jc w:val="center"/>
+        <w:tblLayout w:type="fixed"/>
+        <w:tblLook w:firstColumn="1" w:firstRow="1" w:lastColumn="0" w:lastRow="0" w:noHBand="0" w:noVBand="1" w:val="04A0"/>
+        <w:tblInd w:w="100" w:type="dxa"/>
+      </w:tblPr>
+      <w:tblGrid>
+        <w:gridCol w:w="2380"/>
+        <w:gridCol w:w="2484"/>
+        <w:gridCol w:w="4347"/>
+        <w:gridCol w:w="4657"/>
+      </w:tblGrid>
+      <w:tr>
+        <w:trPr>
+          <w:tblHeader/>
+        </w:trPr>
+        <w:tc>
+          <w:tcPr>
+            <w:tcW w:type="dxa" w:w="2380"/>
+            <w:vAlign w:val="center"/>
+            <w:tcMar>
+              <w:top w:w="80" w:type="dxa"/>
+              <w:start w:w="100" w:type="dxa"/>
+              <w:bottom w:w="80" w:type="dxa"/>
+              <w:end w:w="100" w:type="dxa"/>
+            </w:tcMar>
+          </w:tcPr>
+          <w:p>
+            <w:r/>
+            <w:r>
+              <w:rPr>
+                <w:rFonts w:ascii="Times New Roman" w:hAnsi="Times New Roman" w:eastAsia="標楷體"/>
+                <w:b/>
+                <w:sz w:val="18"/>
+              </w:rPr>
+              <w:t>來源／內容</w:t>
+            </w:r>
+          </w:p>
+        </w:tc>
+        <w:tc>
+          <w:tcPr>
+            <w:tcW w:type="dxa" w:w="2484"/>
+            <w:vAlign w:val="center"/>
+            <w:tcMar>
+              <w:top w:w="80" w:type="dxa"/>
+              <w:start w:w="100" w:type="dxa"/>
+              <w:bottom w:w="80" w:type="dxa"/>
+              <w:end w:w="100" w:type="dxa"/>
+            </w:tcMar>
+          </w:tcPr>
+          <w:p>
+            <w:r/>
+            <w:r>
+              <w:rPr>
+                <w:rFonts w:ascii="Times New Roman" w:hAnsi="Times New Roman" w:eastAsia="標楷體"/>
+                <w:b/>
+                <w:sz w:val="18"/>
+              </w:rPr>
+              <w:t>期刊處置／成熟度</w:t>
+            </w:r>
+          </w:p>
+        </w:tc>
+        <w:tc>
+          <w:tcPr>
+            <w:tcW w:type="dxa" w:w="4347"/>
+            <w:vAlign w:val="center"/>
+            <w:tcMar>
+              <w:top w:w="80" w:type="dxa"/>
+              <w:start w:w="100" w:type="dxa"/>
+              <w:bottom w:w="80" w:type="dxa"/>
+              <w:end w:w="100" w:type="dxa"/>
+            </w:tcMar>
+          </w:tcPr>
+          <w:p>
+            <w:r/>
+            <w:r>
+              <w:rPr>
+                <w:rFonts w:ascii="Times New Roman" w:hAnsi="Times New Roman" w:eastAsia="標楷體"/>
+                <w:b/>
+                <w:sz w:val="18"/>
+              </w:rPr>
+              <w:t>必留材料</w:t>
+            </w:r>
+          </w:p>
+        </w:tc>
+        <w:tc>
+          <w:tcPr>
+            <w:tcW w:type="dxa" w:w="4657"/>
+            <w:vAlign w:val="center"/>
+            <w:tcMar>
+              <w:top w:w="80" w:type="dxa"/>
+              <w:start w:w="100" w:type="dxa"/>
+              <w:bottom w:w="80" w:type="dxa"/>
+              <w:end w:w="100" w:type="dxa"/>
+            </w:tcMar>
+          </w:tcPr>
+          <w:p>
+            <w:r/>
+            <w:r>
+              <w:rPr>
+                <w:rFonts w:ascii="Times New Roman" w:hAnsi="Times New Roman" w:eastAsia="標楷體"/>
+                <w:b/>
+                <w:sz w:val="18"/>
+              </w:rPr>
+              <w:t>證據邊界／修改</w:t>
+            </w:r>
+          </w:p>
+        </w:tc>
+      </w:tr>
+      <w:tr>
+        <w:trPr>
+          <w:cantSplit/>
+        </w:trPr>
+        <w:tc>
+          <w:tcPr>
+            <w:tcW w:type="dxa" w:w="2380"/>
+            <w:vAlign w:val="center"/>
+            <w:tcMar>
+              <w:top w:w="80" w:type="dxa"/>
+              <w:start w:w="100" w:type="dxa"/>
+              <w:bottom w:w="80" w:type="dxa"/>
+              <w:end w:w="100" w:type="dxa"/>
+            </w:tcMar>
+          </w:tcPr>
+          <w:p>
+            <w:r/>
+            <w:r>
+              <w:rPr>
+                <w:rFonts w:ascii="Times New Roman" w:hAnsi="Times New Roman" w:eastAsia="標楷體"/>
+                <w:b w:val="0"/>
+                <w:sz w:val="17"/>
+              </w:rPr>
+              <w:t>碩論既有｜Ch1 緒論</w:t>
+            </w:r>
+          </w:p>
+        </w:tc>
+        <w:tc>
+          <w:tcPr>
+            <w:tcW w:type="dxa" w:w="2484"/>
+            <w:vAlign w:val="center"/>
+            <w:tcMar>
+              <w:top w:w="80" w:type="dxa"/>
+              <w:start w:w="100" w:type="dxa"/>
+              <w:bottom w:w="80" w:type="dxa"/>
+              <w:end w:w="100" w:type="dxa"/>
+            </w:tcMar>
+          </w:tcPr>
+          <w:p>
+            <w:r/>
+            <w:r>
+              <w:rPr>
+                <w:rFonts w:ascii="Times New Roman" w:hAnsi="Times New Roman" w:eastAsia="標楷體"/>
+                <w:b w:val="0"/>
+                <w:sz w:val="17"/>
+              </w:rPr>
+              <w:t>重建五段前言｜planning</w:t>
+            </w:r>
+          </w:p>
+        </w:tc>
+        <w:tc>
+          <w:tcPr>
+            <w:tcW w:type="dxa" w:w="4347"/>
+            <w:vAlign w:val="center"/>
+            <w:tcMar>
+              <w:top w:w="80" w:type="dxa"/>
+              <w:start w:w="100" w:type="dxa"/>
+              <w:bottom w:w="80" w:type="dxa"/>
+              <w:end w:w="100" w:type="dxa"/>
+            </w:tcMar>
+          </w:tcPr>
+          <w:p>
+            <w:r/>
+            <w:r>
+              <w:rPr>
+                <w:rFonts w:ascii="Times New Roman" w:hAnsi="Times New Roman" w:eastAsia="標楷體"/>
+                <w:b w:val="0"/>
+                <w:sz w:val="17"/>
+              </w:rPr>
+              <w:t>案例問題、文獻分段證據、組合缺口、目的</w:t>
+            </w:r>
+          </w:p>
+        </w:tc>
+        <w:tc>
+          <w:tcPr>
+            <w:tcW w:type="dxa" w:w="4657"/>
+            <w:vAlign w:val="center"/>
+            <w:tcMar>
+              <w:top w:w="80" w:type="dxa"/>
+              <w:start w:w="100" w:type="dxa"/>
+              <w:bottom w:w="80" w:type="dxa"/>
+              <w:end w:w="100" w:type="dxa"/>
+            </w:tcMar>
+          </w:tcPr>
+          <w:p>
+            <w:r/>
+            <w:r>
+              <w:rPr>
+                <w:rFonts w:ascii="Times New Roman" w:hAnsi="Times New Roman" w:eastAsia="標楷體"/>
+                <w:b w:val="0"/>
+                <w:sz w:val="17"/>
+              </w:rPr>
+              <w:t>不沿用「無人做過」「完整因果鏈」；57 篇依 A/B/B*/C 選用</w:t>
+            </w:r>
+          </w:p>
+        </w:tc>
+      </w:tr>
+      <w:tr>
+        <w:trPr>
+          <w:cantSplit/>
+        </w:trPr>
+        <w:tc>
+          <w:tcPr>
+            <w:tcW w:type="dxa" w:w="2380"/>
+            <w:vAlign w:val="center"/>
+            <w:tcMar>
+              <w:top w:w="80" w:type="dxa"/>
+              <w:start w:w="100" w:type="dxa"/>
+              <w:bottom w:w="80" w:type="dxa"/>
+              <w:end w:w="100" w:type="dxa"/>
+            </w:tcMar>
+          </w:tcPr>
+          <w:p>
+            <w:r/>
+            <w:r>
+              <w:rPr>
+                <w:rFonts w:ascii="Times New Roman" w:hAnsi="Times New Roman" w:eastAsia="標楷體"/>
+                <w:b w:val="0"/>
+                <w:sz w:val="17"/>
+              </w:rPr>
+              <w:t>碩論既有｜Ch2 解析解</w:t>
+            </w:r>
+          </w:p>
+        </w:tc>
+        <w:tc>
+          <w:tcPr>
+            <w:tcW w:type="dxa" w:w="2484"/>
+            <w:vAlign w:val="center"/>
+            <w:tcMar>
+              <w:top w:w="80" w:type="dxa"/>
+              <w:start w:w="100" w:type="dxa"/>
+              <w:bottom w:w="80" w:type="dxa"/>
+              <w:end w:w="100" w:type="dxa"/>
+            </w:tcMar>
+          </w:tcPr>
+          <w:p>
+            <w:r/>
+            <w:r>
+              <w:rPr>
+                <w:rFonts w:ascii="Times New Roman" w:hAnsi="Times New Roman" w:eastAsia="標楷體"/>
+                <w:b w:val="0"/>
+                <w:sz w:val="17"/>
+              </w:rPr>
+              <w:t>大幅濃縮｜benchmark</w:t>
+            </w:r>
+          </w:p>
+        </w:tc>
+        <w:tc>
+          <w:tcPr>
+            <w:tcW w:type="dxa" w:w="4347"/>
+            <w:vAlign w:val="center"/>
+            <w:tcMar>
+              <w:top w:w="80" w:type="dxa"/>
+              <w:start w:w="100" w:type="dxa"/>
+              <w:bottom w:w="80" w:type="dxa"/>
+              <w:end w:w="100" w:type="dxa"/>
+            </w:tcMar>
+          </w:tcPr>
+          <w:p>
+            <w:r/>
+            <w:r>
+              <w:rPr>
+                <w:rFonts w:ascii="Times New Roman" w:hAnsi="Times New Roman" w:eastAsia="標楷體"/>
+                <w:b w:val="0"/>
+                <w:sz w:val="17"/>
+              </w:rPr>
+              <w:t>Fahimifar/Tan 作 hydraulic-only benchmark 或量級檢核</w:t>
+            </w:r>
+          </w:p>
+        </w:tc>
+        <w:tc>
+          <w:tcPr>
+            <w:tcW w:type="dxa" w:w="4657"/>
+            <w:vAlign w:val="center"/>
+            <w:tcMar>
+              <w:top w:w="80" w:type="dxa"/>
+              <w:start w:w="100" w:type="dxa"/>
+              <w:bottom w:w="80" w:type="dxa"/>
+              <w:end w:w="100" w:type="dxa"/>
+            </w:tcMar>
+          </w:tcPr>
+          <w:p>
+            <w:r/>
+            <w:r>
+              <w:rPr>
+                <w:rFonts w:ascii="Times New Roman" w:hAnsi="Times New Roman" w:eastAsia="標楷體"/>
+                <w:b w:val="0"/>
+                <w:sz w:val="17"/>
+              </w:rPr>
+              <w:t>不是全砍；若正文沒有實際 benchmark，僅在前言／討論交代其理論位置</w:t>
+            </w:r>
+          </w:p>
+        </w:tc>
+      </w:tr>
+      <w:tr>
+        <w:trPr>
+          <w:cantSplit/>
+        </w:trPr>
+        <w:tc>
+          <w:tcPr>
+            <w:tcW w:type="dxa" w:w="2380"/>
+            <w:vAlign w:val="center"/>
+            <w:tcMar>
+              <w:top w:w="80" w:type="dxa"/>
+              <w:start w:w="100" w:type="dxa"/>
+              <w:bottom w:w="80" w:type="dxa"/>
+              <w:end w:w="100" w:type="dxa"/>
+            </w:tcMar>
+          </w:tcPr>
+          <w:p>
+            <w:r/>
+            <w:r>
+              <w:rPr>
+                <w:rFonts w:ascii="Times New Roman" w:hAnsi="Times New Roman" w:eastAsia="標楷體"/>
+                <w:b w:val="0"/>
+                <w:sz w:val="17"/>
+              </w:rPr>
+              <w:t>碩論既有｜Ch2 潛變理論</w:t>
+            </w:r>
+          </w:p>
+        </w:tc>
+        <w:tc>
+          <w:tcPr>
+            <w:tcW w:type="dxa" w:w="2484"/>
+            <w:vAlign w:val="center"/>
+            <w:tcMar>
+              <w:top w:w="80" w:type="dxa"/>
+              <w:start w:w="100" w:type="dxa"/>
+              <w:bottom w:w="80" w:type="dxa"/>
+              <w:end w:w="100" w:type="dxa"/>
+            </w:tcMar>
+          </w:tcPr>
+          <w:p>
+            <w:r/>
+            <w:r>
+              <w:rPr>
+                <w:rFonts w:ascii="Times New Roman" w:hAnsi="Times New Roman" w:eastAsia="標楷體"/>
+                <w:b w:val="0"/>
+                <w:sz w:val="17"/>
+              </w:rPr>
+              <w:t>只留差異｜verified formulation</w:t>
+            </w:r>
+          </w:p>
+        </w:tc>
+        <w:tc>
+          <w:tcPr>
+            <w:tcW w:type="dxa" w:w="4347"/>
+            <w:vAlign w:val="center"/>
+            <w:tcMar>
+              <w:top w:w="80" w:type="dxa"/>
+              <w:start w:w="100" w:type="dxa"/>
+              <w:bottom w:w="80" w:type="dxa"/>
+              <w:end w:w="100" w:type="dxa"/>
+            </w:tcMar>
+          </w:tcPr>
+          <w:p>
+            <w:r/>
+            <w:r>
+              <w:rPr>
+                <w:rFonts w:ascii="Times New Roman" w:hAnsi="Times New Roman" w:eastAsia="標楷體"/>
+                <w:b w:val="0"/>
+                <w:sz w:val="17"/>
+              </w:rPr>
+              <w:t>門檻模型、變數、啟閉條件、定準與數值實作</w:t>
+            </w:r>
+          </w:p>
+        </w:tc>
+        <w:tc>
+          <w:tcPr>
+            <w:tcW w:type="dxa" w:w="4657"/>
+            <w:vAlign w:val="center"/>
+            <w:tcMar>
+              <w:top w:w="80" w:type="dxa"/>
+              <w:start w:w="100" w:type="dxa"/>
+              <w:bottom w:w="80" w:type="dxa"/>
+              <w:end w:w="100" w:type="dxa"/>
+            </w:tcMar>
+          </w:tcPr>
+          <w:p>
+            <w:r/>
+            <w:r>
+              <w:rPr>
+                <w:rFonts w:ascii="Times New Roman" w:hAnsi="Times New Roman" w:eastAsia="標楷體"/>
+                <w:b w:val="0"/>
+                <w:sz w:val="17"/>
+              </w:rPr>
+              <w:t>前作 in-review 只作 lineage；外部 Sulem/Paraskevopoulou/Tarifard 承擔必要性</w:t>
+            </w:r>
+          </w:p>
+        </w:tc>
+      </w:tr>
+      <w:tr>
+        <w:trPr>
+          <w:cantSplit/>
+        </w:trPr>
+        <w:tc>
+          <w:tcPr>
+            <w:tcW w:type="dxa" w:w="2380"/>
+            <w:vAlign w:val="center"/>
+            <w:tcMar>
+              <w:top w:w="80" w:type="dxa"/>
+              <w:start w:w="100" w:type="dxa"/>
+              <w:bottom w:w="80" w:type="dxa"/>
+              <w:end w:w="100" w:type="dxa"/>
+            </w:tcMar>
+          </w:tcPr>
+          <w:p>
+            <w:r/>
+            <w:r>
+              <w:rPr>
+                <w:rFonts w:ascii="Times New Roman" w:hAnsi="Times New Roman" w:eastAsia="標楷體"/>
+                <w:b w:val="0"/>
+                <w:sz w:val="17"/>
+              </w:rPr>
+              <w:t>碩論既有｜Ch3 案例</w:t>
+            </w:r>
+          </w:p>
+        </w:tc>
+        <w:tc>
+          <w:tcPr>
+            <w:tcW w:type="dxa" w:w="2484"/>
+            <w:vAlign w:val="center"/>
+            <w:tcMar>
+              <w:top w:w="80" w:type="dxa"/>
+              <w:start w:w="100" w:type="dxa"/>
+              <w:bottom w:w="80" w:type="dxa"/>
+              <w:end w:w="100" w:type="dxa"/>
+            </w:tcMar>
+          </w:tcPr>
+          <w:p>
+            <w:r/>
+            <w:r>
+              <w:rPr>
+                <w:rFonts w:ascii="Times New Roman" w:hAnsi="Times New Roman" w:eastAsia="標楷體"/>
+                <w:b w:val="0"/>
+                <w:sz w:val="17"/>
+              </w:rPr>
+              <w:t>獨立案例節｜field observation</w:t>
+            </w:r>
+          </w:p>
+        </w:tc>
+        <w:tc>
+          <w:tcPr>
+            <w:tcW w:type="dxa" w:w="4347"/>
+            <w:vAlign w:val="center"/>
+            <w:tcMar>
+              <w:top w:w="80" w:type="dxa"/>
+              <w:start w:w="100" w:type="dxa"/>
+              <w:bottom w:w="80" w:type="dxa"/>
+              <w:end w:w="100" w:type="dxa"/>
+            </w:tcMar>
+          </w:tcPr>
+          <w:p>
+            <w:r/>
+            <w:r>
+              <w:rPr>
+                <w:rFonts w:ascii="Times New Roman" w:hAnsi="Times New Roman" w:eastAsia="標楷體"/>
+                <w:b w:val="0"/>
+                <w:sz w:val="17"/>
+              </w:rPr>
+              <w:t>地質、水文、病害分期、修復與資料 provenance</w:t>
+            </w:r>
+          </w:p>
+        </w:tc>
+        <w:tc>
+          <w:tcPr>
+            <w:tcW w:type="dxa" w:w="4657"/>
+            <w:vAlign w:val="center"/>
+            <w:tcMar>
+              <w:top w:w="80" w:type="dxa"/>
+              <w:start w:w="100" w:type="dxa"/>
+              <w:bottom w:w="80" w:type="dxa"/>
+              <w:end w:w="100" w:type="dxa"/>
+            </w:tcMar>
+          </w:tcPr>
+          <w:p>
+            <w:r/>
+            <w:r>
+              <w:rPr>
+                <w:rFonts w:ascii="Times New Roman" w:hAnsi="Times New Roman" w:eastAsia="標楷體"/>
+                <w:b w:val="0"/>
+                <w:sz w:val="17"/>
+              </w:rPr>
+              <w:t>observation、inference、scenario input 分欄；不把 100 m 寫成現地水位</w:t>
+            </w:r>
+          </w:p>
+        </w:tc>
+      </w:tr>
+      <w:tr>
+        <w:trPr>
+          <w:cantSplit/>
+        </w:trPr>
+        <w:tc>
+          <w:tcPr>
+            <w:tcW w:type="dxa" w:w="2380"/>
+            <w:vAlign w:val="center"/>
+            <w:tcMar>
+              <w:top w:w="80" w:type="dxa"/>
+              <w:start w:w="100" w:type="dxa"/>
+              <w:bottom w:w="80" w:type="dxa"/>
+              <w:end w:w="100" w:type="dxa"/>
+            </w:tcMar>
+          </w:tcPr>
+          <w:p>
+            <w:r/>
+            <w:r>
+              <w:rPr>
+                <w:rFonts w:ascii="Times New Roman" w:hAnsi="Times New Roman" w:eastAsia="標楷體"/>
+                <w:b w:val="0"/>
+                <w:sz w:val="17"/>
+              </w:rPr>
+              <w:t>碩論既有｜Ch4 地質模型</w:t>
+            </w:r>
+          </w:p>
+        </w:tc>
+        <w:tc>
+          <w:tcPr>
+            <w:tcW w:type="dxa" w:w="2484"/>
+            <w:vAlign w:val="center"/>
+            <w:tcMar>
+              <w:top w:w="80" w:type="dxa"/>
+              <w:start w:w="100" w:type="dxa"/>
+              <w:bottom w:w="80" w:type="dxa"/>
+              <w:end w:w="100" w:type="dxa"/>
+            </w:tcMar>
+          </w:tcPr>
+          <w:p>
+            <w:r/>
+            <w:r>
+              <w:rPr>
+                <w:rFonts w:ascii="Times New Roman" w:hAnsi="Times New Roman" w:eastAsia="標楷體"/>
+                <w:b w:val="0"/>
+                <w:sz w:val="17"/>
+              </w:rPr>
+              <w:t>濃縮建模｜verified setup</w:t>
+            </w:r>
+          </w:p>
+        </w:tc>
+        <w:tc>
+          <w:tcPr>
+            <w:tcW w:type="dxa" w:w="4347"/>
+            <w:vAlign w:val="center"/>
+            <w:tcMar>
+              <w:top w:w="80" w:type="dxa"/>
+              <w:start w:w="100" w:type="dxa"/>
+              <w:bottom w:w="80" w:type="dxa"/>
+              <w:end w:w="100" w:type="dxa"/>
+            </w:tcMar>
+          </w:tcPr>
+          <w:p>
+            <w:r/>
+            <w:r>
+              <w:rPr>
+                <w:rFonts w:ascii="Times New Roman" w:hAnsi="Times New Roman" w:eastAsia="標楷體"/>
+                <w:b w:val="0"/>
+                <w:sz w:val="17"/>
+              </w:rPr>
+              <w:t>三尺度幾何、地層、邊界、參數來源與尺度轉換</w:t>
+            </w:r>
+          </w:p>
+        </w:tc>
+        <w:tc>
+          <w:tcPr>
+            <w:tcW w:type="dxa" w:w="4657"/>
+            <w:vAlign w:val="center"/>
+            <w:tcMar>
+              <w:top w:w="80" w:type="dxa"/>
+              <w:start w:w="100" w:type="dxa"/>
+              <w:bottom w:w="80" w:type="dxa"/>
+              <w:end w:w="100" w:type="dxa"/>
+            </w:tcMar>
+          </w:tcPr>
+          <w:p>
+            <w:r/>
+            <w:r>
+              <w:rPr>
+                <w:rFonts w:ascii="Times New Roman" w:hAnsi="Times New Roman" w:eastAsia="標楷體"/>
+                <w:b w:val="0"/>
+                <w:sz w:val="17"/>
+              </w:rPr>
+              <w:t>刪軟體操作史；保留會影響結果的假設及 K0／滲透率／網格資訊</w:t>
+            </w:r>
+          </w:p>
+        </w:tc>
+      </w:tr>
+      <w:tr>
+        <w:trPr>
+          <w:cantSplit/>
+        </w:trPr>
+        <w:tc>
+          <w:tcPr>
+            <w:tcW w:type="dxa" w:w="2380"/>
+            <w:vAlign w:val="center"/>
+            <w:tcMar>
+              <w:top w:w="80" w:type="dxa"/>
+              <w:start w:w="100" w:type="dxa"/>
+              <w:bottom w:w="80" w:type="dxa"/>
+              <w:end w:w="100" w:type="dxa"/>
+            </w:tcMar>
+          </w:tcPr>
+          <w:p>
+            <w:r/>
+            <w:r>
+              <w:rPr>
+                <w:rFonts w:ascii="Times New Roman" w:hAnsi="Times New Roman" w:eastAsia="標楷體"/>
+                <w:b w:val="0"/>
+                <w:sz w:val="17"/>
+              </w:rPr>
+              <w:t>碩論既有＋重分析｜Ch5 方法</w:t>
+            </w:r>
+          </w:p>
+        </w:tc>
+        <w:tc>
+          <w:tcPr>
+            <w:tcW w:type="dxa" w:w="2484"/>
+            <w:vAlign w:val="center"/>
+            <w:tcMar>
+              <w:top w:w="80" w:type="dxa"/>
+              <w:start w:w="100" w:type="dxa"/>
+              <w:bottom w:w="80" w:type="dxa"/>
+              <w:end w:w="100" w:type="dxa"/>
+            </w:tcMar>
+          </w:tcPr>
+          <w:p>
+            <w:r/>
+            <w:r>
+              <w:rPr>
+                <w:rFonts w:ascii="Times New Roman" w:hAnsi="Times New Roman" w:eastAsia="標楷體"/>
+                <w:b w:val="0"/>
+                <w:sz w:val="17"/>
+              </w:rPr>
+              <w:t>重組方法章｜mixed maturity</w:t>
+            </w:r>
+          </w:p>
+        </w:tc>
+        <w:tc>
+          <w:tcPr>
+            <w:tcW w:type="dxa" w:w="4347"/>
+            <w:vAlign w:val="center"/>
+            <w:tcMar>
+              <w:top w:w="80" w:type="dxa"/>
+              <w:start w:w="100" w:type="dxa"/>
+              <w:bottom w:w="80" w:type="dxa"/>
+              <w:end w:w="100" w:type="dxa"/>
+            </w:tcMar>
+          </w:tcPr>
+          <w:p>
+            <w:r/>
+            <w:r>
+              <w:rPr>
+                <w:rFonts w:ascii="Times New Roman" w:hAnsi="Times New Roman" w:eastAsia="標楷體"/>
+                <w:b w:val="0"/>
+                <w:sz w:val="17"/>
+              </w:rPr>
+              <w:t>尺度傳遞、Kabsch、門檻、BPM、registry、聚類與 QA</w:t>
+            </w:r>
+          </w:p>
+        </w:tc>
+        <w:tc>
+          <w:tcPr>
+            <w:tcW w:type="dxa" w:w="4657"/>
+            <w:vAlign w:val="center"/>
+            <w:tcMar>
+              <w:top w:w="80" w:type="dxa"/>
+              <w:start w:w="100" w:type="dxa"/>
+              <w:bottom w:w="80" w:type="dxa"/>
+              <w:end w:w="100" w:type="dxa"/>
+            </w:tcMar>
+          </w:tcPr>
+          <w:p>
+            <w:r/>
+            <w:r>
+              <w:rPr>
+                <w:rFonts w:ascii="Times New Roman" w:hAnsi="Times New Roman" w:eastAsia="標楷體"/>
+                <w:b w:val="0"/>
+                <w:sz w:val="17"/>
+              </w:rPr>
+              <w:t>補 PFC E/ν/UCS/ft、起裂、破壞型態與 CONTROL-0；斷鍵不直接等於裂縫</w:t>
+            </w:r>
+          </w:p>
+        </w:tc>
+      </w:tr>
+      <w:tr>
+        <w:trPr>
+          <w:cantSplit/>
+        </w:trPr>
+        <w:tc>
+          <w:tcPr>
+            <w:tcW w:type="dxa" w:w="2380"/>
+            <w:vAlign w:val="center"/>
+            <w:tcMar>
+              <w:top w:w="80" w:type="dxa"/>
+              <w:start w:w="100" w:type="dxa"/>
+              <w:bottom w:w="80" w:type="dxa"/>
+              <w:end w:w="100" w:type="dxa"/>
+            </w:tcMar>
+          </w:tcPr>
+          <w:p>
+            <w:r/>
+            <w:r>
+              <w:rPr>
+                <w:rFonts w:ascii="Times New Roman" w:hAnsi="Times New Roman" w:eastAsia="標楷體"/>
+                <w:b w:val="0"/>
+                <w:sz w:val="17"/>
+              </w:rPr>
+              <w:t>碩論定版｜Ch5 單向成果</w:t>
+            </w:r>
+          </w:p>
+        </w:tc>
+        <w:tc>
+          <w:tcPr>
+            <w:tcW w:type="dxa" w:w="2484"/>
+            <w:vAlign w:val="center"/>
+            <w:tcMar>
+              <w:top w:w="80" w:type="dxa"/>
+              <w:start w:w="100" w:type="dxa"/>
+              <w:bottom w:w="80" w:type="dxa"/>
+              <w:end w:w="100" w:type="dxa"/>
+            </w:tcMar>
+          </w:tcPr>
+          <w:p>
+            <w:r/>
+            <w:r>
+              <w:rPr>
+                <w:rFonts w:ascii="Times New Roman" w:hAnsi="Times New Roman" w:eastAsia="標楷體"/>
+                <w:b w:val="0"/>
+                <w:sz w:val="17"/>
+              </w:rPr>
+              <w:t>Results 主體｜verified numerical result</w:t>
+            </w:r>
+          </w:p>
+        </w:tc>
+        <w:tc>
+          <w:tcPr>
+            <w:tcW w:type="dxa" w:w="4347"/>
+            <w:vAlign w:val="center"/>
+            <w:tcMar>
+              <w:top w:w="80" w:type="dxa"/>
+              <w:start w:w="100" w:type="dxa"/>
+              <w:bottom w:w="80" w:type="dxa"/>
+              <w:end w:w="100" w:type="dxa"/>
+            </w:tcMar>
+          </w:tcPr>
+          <w:p>
+            <w:r/>
+            <w:r>
+              <w:rPr>
+                <w:rFonts w:ascii="Times New Roman" w:hAnsi="Times New Roman" w:eastAsia="標楷體"/>
+                <w:b w:val="0"/>
+                <w:sz w:val="17"/>
+              </w:rPr>
+              <w:t>水力／門檻反應、損傷節律、載重與空間群聚</w:t>
+            </w:r>
+          </w:p>
+        </w:tc>
+        <w:tc>
+          <w:tcPr>
+            <w:tcW w:type="dxa" w:w="4657"/>
+            <w:vAlign w:val="center"/>
+            <w:tcMar>
+              <w:top w:w="80" w:type="dxa"/>
+              <w:start w:w="100" w:type="dxa"/>
+              <w:bottom w:w="80" w:type="dxa"/>
+              <w:end w:w="100" w:type="dxa"/>
+            </w:tcMar>
+          </w:tcPr>
+          <w:p>
+            <w:r/>
+            <w:r>
+              <w:rPr>
+                <w:rFonts w:ascii="Times New Roman" w:hAnsi="Times New Roman" w:eastAsia="標楷體"/>
+                <w:b w:val="0"/>
+                <w:sz w:val="17"/>
+              </w:rPr>
+              <w:t>過程圖刪；同色階、同時點、同分母；每個倍率皆交代定義與情境</w:t>
+            </w:r>
+          </w:p>
+        </w:tc>
+      </w:tr>
+      <w:tr>
+        <w:trPr>
+          <w:cantSplit/>
+        </w:trPr>
+        <w:tc>
+          <w:tcPr>
+            <w:tcW w:type="dxa" w:w="2380"/>
+            <w:vAlign w:val="center"/>
+            <w:tcMar>
+              <w:top w:w="80" w:type="dxa"/>
+              <w:start w:w="100" w:type="dxa"/>
+              <w:bottom w:w="80" w:type="dxa"/>
+              <w:end w:w="100" w:type="dxa"/>
+            </w:tcMar>
+          </w:tcPr>
+          <w:p>
+            <w:r/>
+            <w:r>
+              <w:rPr>
+                <w:rFonts w:ascii="Times New Roman" w:hAnsi="Times New Roman" w:eastAsia="標楷體"/>
+                <w:b w:val="0"/>
+                <w:sz w:val="17"/>
+              </w:rPr>
+              <w:t>碩論既有｜Ch5 侷限</w:t>
+            </w:r>
+          </w:p>
+        </w:tc>
+        <w:tc>
+          <w:tcPr>
+            <w:tcW w:type="dxa" w:w="2484"/>
+            <w:vAlign w:val="center"/>
+            <w:tcMar>
+              <w:top w:w="80" w:type="dxa"/>
+              <w:start w:w="100" w:type="dxa"/>
+              <w:bottom w:w="80" w:type="dxa"/>
+              <w:end w:w="100" w:type="dxa"/>
+            </w:tcMar>
+          </w:tcPr>
+          <w:p>
+            <w:r/>
+            <w:r>
+              <w:rPr>
+                <w:rFonts w:ascii="Times New Roman" w:hAnsi="Times New Roman" w:eastAsia="標楷體"/>
+                <w:b w:val="0"/>
+                <w:sz w:val="17"/>
+              </w:rPr>
+              <w:t>scope＋uncertainty｜known limitation</w:t>
+            </w:r>
+          </w:p>
+        </w:tc>
+        <w:tc>
+          <w:tcPr>
+            <w:tcW w:type="dxa" w:w="4347"/>
+            <w:vAlign w:val="center"/>
+            <w:tcMar>
+              <w:top w:w="80" w:type="dxa"/>
+              <w:start w:w="100" w:type="dxa"/>
+              <w:bottom w:w="80" w:type="dxa"/>
+              <w:end w:w="100" w:type="dxa"/>
+            </w:tcMar>
+          </w:tcPr>
+          <w:p>
+            <w:r/>
+            <w:r>
+              <w:rPr>
+                <w:rFonts w:ascii="Times New Roman" w:hAnsi="Times New Roman" w:eastAsia="標楷體"/>
+                <w:b w:val="0"/>
+                <w:sz w:val="17"/>
+              </w:rPr>
+              <w:t>100 m、f=0.25、timestep、素混凝土、單案例</w:t>
+            </w:r>
+          </w:p>
+        </w:tc>
+        <w:tc>
+          <w:tcPr>
+            <w:tcW w:type="dxa" w:w="4657"/>
+            <w:vAlign w:val="center"/>
+            <w:tcMar>
+              <w:top w:w="80" w:type="dxa"/>
+              <w:start w:w="100" w:type="dxa"/>
+              <w:bottom w:w="80" w:type="dxa"/>
+              <w:end w:w="100" w:type="dxa"/>
+            </w:tcMar>
+          </w:tcPr>
+          <w:p>
+            <w:r/>
+            <w:r>
+              <w:rPr>
+                <w:rFonts w:ascii="Times New Roman" w:hAnsi="Times New Roman" w:eastAsia="標楷體"/>
+                <w:b w:val="0"/>
+                <w:sz w:val="17"/>
+              </w:rPr>
+              <w:t>不以「包裝」隱藏；在首次使用前前置，討論末再總結其影響</w:t>
+            </w:r>
+          </w:p>
+        </w:tc>
+      </w:tr>
+      <w:tr>
+        <w:trPr>
+          <w:cantSplit/>
+        </w:trPr>
+        <w:tc>
+          <w:tcPr>
+            <w:tcW w:type="dxa" w:w="2380"/>
+            <w:vAlign w:val="center"/>
+            <w:tcMar>
+              <w:top w:w="80" w:type="dxa"/>
+              <w:start w:w="100" w:type="dxa"/>
+              <w:bottom w:w="80" w:type="dxa"/>
+              <w:end w:w="100" w:type="dxa"/>
+            </w:tcMar>
+          </w:tcPr>
+          <w:p>
+            <w:r/>
+            <w:r>
+              <w:rPr>
+                <w:rFonts w:ascii="Times New Roman" w:hAnsi="Times New Roman" w:eastAsia="標楷體"/>
+                <w:b w:val="0"/>
+                <w:sz w:val="17"/>
+              </w:rPr>
+              <w:t>碩論既有｜Ch6 結論</w:t>
+            </w:r>
+          </w:p>
+        </w:tc>
+        <w:tc>
+          <w:tcPr>
+            <w:tcW w:type="dxa" w:w="2484"/>
+            <w:vAlign w:val="center"/>
+            <w:tcMar>
+              <w:top w:w="80" w:type="dxa"/>
+              <w:start w:w="100" w:type="dxa"/>
+              <w:bottom w:w="80" w:type="dxa"/>
+              <w:end w:w="100" w:type="dxa"/>
+            </w:tcMar>
+          </w:tcPr>
+          <w:p>
+            <w:r/>
+            <w:r>
+              <w:rPr>
+                <w:rFonts w:ascii="Times New Roman" w:hAnsi="Times New Roman" w:eastAsia="標楷體"/>
+                <w:b w:val="0"/>
+                <w:sz w:val="17"/>
+              </w:rPr>
+              <w:t>重寫 3–4 項｜claim audit</w:t>
+            </w:r>
+          </w:p>
+        </w:tc>
+        <w:tc>
+          <w:tcPr>
+            <w:tcW w:type="dxa" w:w="4347"/>
+            <w:vAlign w:val="center"/>
+            <w:tcMar>
+              <w:top w:w="80" w:type="dxa"/>
+              <w:start w:w="100" w:type="dxa"/>
+              <w:bottom w:w="80" w:type="dxa"/>
+              <w:end w:w="100" w:type="dxa"/>
+            </w:tcMar>
+          </w:tcPr>
+          <w:p>
+            <w:r/>
+            <w:r>
+              <w:rPr>
+                <w:rFonts w:ascii="Times New Roman" w:hAnsi="Times New Roman" w:eastAsia="標楷體"/>
+                <w:b w:val="0"/>
+                <w:sz w:val="17"/>
+              </w:rPr>
+              <w:t>方法整合、相位節律、空間損傷、條件式工程意涵</w:t>
+            </w:r>
+          </w:p>
+        </w:tc>
+        <w:tc>
+          <w:tcPr>
+            <w:tcW w:type="dxa" w:w="4657"/>
+            <w:vAlign w:val="center"/>
+            <w:tcMar>
+              <w:top w:w="80" w:type="dxa"/>
+              <w:start w:w="100" w:type="dxa"/>
+              <w:bottom w:w="80" w:type="dxa"/>
+              <w:end w:w="100" w:type="dxa"/>
+            </w:tcMar>
+          </w:tcPr>
+          <w:p>
+            <w:r/>
+            <w:r>
+              <w:rPr>
+                <w:rFonts w:ascii="Times New Roman" w:hAnsi="Times New Roman" w:eastAsia="標楷體"/>
+                <w:b w:val="0"/>
+                <w:sz w:val="17"/>
+              </w:rPr>
+              <w:t>不把 06 2.83×列核心結論，除非 L0 與敏感度完成</w:t>
+            </w:r>
+          </w:p>
+        </w:tc>
+      </w:tr>
+      <w:tr>
+        <w:trPr>
+          <w:cantSplit/>
+        </w:trPr>
+        <w:tc>
+          <w:tcPr>
+            <w:tcW w:type="dxa" w:w="2380"/>
+            <w:vAlign w:val="center"/>
+            <w:tcMar>
+              <w:top w:w="80" w:type="dxa"/>
+              <w:start w:w="100" w:type="dxa"/>
+              <w:bottom w:w="80" w:type="dxa"/>
+              <w:end w:w="100" w:type="dxa"/>
+            </w:tcMar>
+          </w:tcPr>
+          <w:p>
+            <w:r/>
+            <w:r>
+              <w:rPr>
+                <w:rFonts w:ascii="Times New Roman" w:hAnsi="Times New Roman" w:eastAsia="標楷體"/>
+                <w:b w:val="0"/>
+                <w:sz w:val="17"/>
+              </w:rPr>
+              <w:t>畢業後新增｜06 T5</w:t>
+            </w:r>
+          </w:p>
+        </w:tc>
+        <w:tc>
+          <w:tcPr>
+            <w:tcW w:type="dxa" w:w="2484"/>
+            <w:vAlign w:val="center"/>
+            <w:tcMar>
+              <w:top w:w="80" w:type="dxa"/>
+              <w:start w:w="100" w:type="dxa"/>
+              <w:bottom w:w="80" w:type="dxa"/>
+              <w:end w:w="100" w:type="dxa"/>
+            </w:tcMar>
+          </w:tcPr>
+          <w:p>
+            <w:r/>
+            <w:r>
+              <w:rPr>
+                <w:rFonts w:ascii="Times New Roman" w:hAnsi="Times New Roman" w:eastAsia="標楷體"/>
+                <w:b w:val="0"/>
+                <w:sz w:val="17"/>
+              </w:rPr>
+              <w:t>Discussion exploratory｜preliminary result</w:t>
+            </w:r>
+          </w:p>
+        </w:tc>
+        <w:tc>
+          <w:tcPr>
+            <w:tcW w:type="dxa" w:w="4347"/>
+            <w:vAlign w:val="center"/>
+            <w:tcMar>
+              <w:top w:w="80" w:type="dxa"/>
+              <w:start w:w="100" w:type="dxa"/>
+              <w:bottom w:w="80" w:type="dxa"/>
+              <w:end w:w="100" w:type="dxa"/>
+            </w:tcMar>
+          </w:tcPr>
+          <w:p>
+            <w:r/>
+            <w:r>
+              <w:rPr>
+                <w:rFonts w:ascii="Times New Roman" w:hAnsi="Times New Roman" w:eastAsia="標楷體"/>
+                <w:b w:val="0"/>
+                <w:sz w:val="17"/>
+              </w:rPr>
+              <w:t>26-tick 流程、D(s,y)→E、觀察差異與 QA</w:t>
+            </w:r>
+          </w:p>
+        </w:tc>
+        <w:tc>
+          <w:tcPr>
+            <w:tcW w:type="dxa" w:w="4657"/>
+            <w:vAlign w:val="center"/>
+            <w:tcMar>
+              <w:top w:w="80" w:type="dxa"/>
+              <w:start w:w="100" w:type="dxa"/>
+              <w:bottom w:w="80" w:type="dxa"/>
+              <w:end w:w="100" w:type="dxa"/>
+            </w:tcMar>
+          </w:tcPr>
+          <w:p>
+            <w:r/>
+            <w:r>
+              <w:rPr>
+                <w:rFonts w:ascii="Times New Roman" w:hAnsi="Times New Roman" w:eastAsia="標楷體"/>
+                <w:b w:val="0"/>
+                <w:sz w:val="17"/>
+              </w:rPr>
+              <w:t>稱 partitioned/staggered feedback；不是 strong coupling；不作絕對壽命預測</w:t>
+            </w:r>
+          </w:p>
+        </w:tc>
+      </w:tr>
+    </w:tbl>
     <w:sectPr>
-      <w:pgSz w:w="12240" w:h="15840"/>
-      <w:pgMar w:top="1440" w:right="1800" w:bottom="1440" w:left="1800" w:header="720" w:footer="720" w:gutter="0"/>
+      <w:pgSz w:w="15840" w:h="12240" w:orient="landscape"/>
+      <w:pgMar w:top="936" w:right="936" w:bottom="936" w:left="936" w:header="720" w:footer="720" w:gutter="0"/>
       <w:cols w:space="720"/>
       <w:docGrid w:linePitch="360"/>
     </w:sectPr>
@@ -1043,6 +1583,9 @@
     <w:name w:val="Normal"/>
     <w:qFormat/>
     <w:rsid w:val="00FC693F"/>
+    <w:pPr>
+      <w:spacing w:after="120" w:line="283" w:lineRule="auto"/>
+    </w:pPr>
     <w:rPr>
       <w:rFonts w:ascii="Times New Roman" w:hAnsi="Times New Roman" w:eastAsia="標楷體"/>
       <w:sz w:val="24"/>
@@ -1103,15 +1646,15 @@
     <w:pPr>
       <w:keepNext/>
       <w:keepLines/>
-      <w:spacing w:before="480" w:after="0"/>
+      <w:spacing w:before="200" w:after="100"/>
       <w:outlineLvl w:val="0"/>
     </w:pPr>
     <w:rPr>
-      <w:rFonts w:asciiTheme="majorHAnsi" w:eastAsiaTheme="majorEastAsia" w:hAnsiTheme="majorHAnsi" w:cstheme="majorBidi"/>
+      <w:rFonts w:asciiTheme="majorHAnsi" w:eastAsiaTheme="majorEastAsia" w:hAnsiTheme="majorHAnsi" w:cstheme="majorBidi" w:ascii="Times New Roman" w:hAnsi="Times New Roman" w:eastAsia="標楷體"/>
       <w:b/>
       <w:bCs/>
-      <w:color w:val="365F91" w:themeColor="accent1" w:themeShade="BF"/>
-      <w:sz w:val="28"/>
+      <w:color w:val="000000"/>
+      <w:sz w:val="32"/>
       <w:szCs w:val="28"/>
     </w:rPr>
   </w:style>
@@ -1127,15 +1670,15 @@
     <w:pPr>
       <w:keepNext/>
       <w:keepLines/>
-      <w:spacing w:before="200" w:after="0"/>
+      <w:spacing w:before="160" w:after="100"/>
       <w:outlineLvl w:val="1"/>
     </w:pPr>
     <w:rPr>
-      <w:rFonts w:asciiTheme="majorHAnsi" w:eastAsiaTheme="majorEastAsia" w:hAnsiTheme="majorHAnsi" w:cstheme="majorBidi"/>
+      <w:rFonts w:asciiTheme="majorHAnsi" w:eastAsiaTheme="majorEastAsia" w:hAnsiTheme="majorHAnsi" w:cstheme="majorBidi" w:ascii="Times New Roman" w:hAnsi="Times New Roman" w:eastAsia="標楷體"/>
       <w:b/>
       <w:bCs/>
-      <w:color w:val="4F81BD" w:themeColor="accent1"/>
-      <w:sz w:val="26"/>
+      <w:color w:val="000000"/>
+      <w:sz w:val="28"/>
       <w:szCs w:val="26"/>
     </w:rPr>
   </w:style>
@@ -1574,8 +2117,13 @@
       <w:numPr>
         <w:numId w:val="1"/>
       </w:numPr>
+      <w:spacing w:after="60"/>
       <w:contextualSpacing/>
     </w:pPr>
+    <w:rPr>
+      <w:rFonts w:ascii="Times New Roman" w:hAnsi="Times New Roman" w:eastAsia="標楷體"/>
+      <w:sz w:val="22"/>
+    </w:rPr>
   </w:style>
   <w:style w:type="paragraph" w:styleId="ListBullet2">
     <w:name w:val="List Bullet 2"/>
@@ -1613,8 +2161,13 @@
       <w:numPr>
         <w:numId w:val="5"/>
       </w:numPr>
+      <w:spacing w:after="60"/>
       <w:contextualSpacing/>
     </w:pPr>
+    <w:rPr>
+      <w:rFonts w:ascii="Times New Roman" w:hAnsi="Times New Roman" w:eastAsia="標楷體"/>
+      <w:sz w:val="22"/>
+    </w:rPr>
   </w:style>
   <w:style w:type="paragraph" w:styleId="ListNumber2">
     <w:name w:val="List Number 2"/>
